--- a/Job Hunt 2026/2026-10-14 - Zillow - Video Content Producer/Job Description & Company Research - Zillow.docx
+++ b/Job Hunt 2026/2026-10-14 - Zillow - Video Content Producer/Job Description & Company Research - Zillow.docx
@@ -44,7 +44,7 @@
         </w:rPr>
         <w:t xml:space="preserve">APPLY:  </w:t>
       </w:r>
-      <w:hyperlink w:history="1" r:id="rIdbjnfrfdwugnmdg_cv52_e">
+      <w:hyperlink w:history="1" r:id="rIdz9zattf2up0hgecyoc_zz">
         <w:r>
           <w:rPr>
             <w:rFonts w:ascii="Calibri" w:cs="Calibri" w:eastAsia="Calibri" w:hAnsi="Calibri"/>
@@ -480,7 +480,7 @@
             </w:tcBorders>
           </w:tcPr>
           <w:p>
-            <w:hyperlink w:history="1" r:id="rIdkh75dbxfqmdw-tjc2p1b7">
+            <w:hyperlink w:history="1" r:id="rIdogriok9wsjfwianrek9nt">
               <w:r>
                 <w:rPr>
                   <w:rStyle w:val="Hyperlink"/>
@@ -996,7 +996,7 @@
         </w:rPr>
         <w:t xml:space="preserve"> </w:t>
       </w:r>
-      <w:hyperlink w:history="1" r:id="rIdywwms50fg8puunjsk45sp">
+      <w:hyperlink w:history="1" r:id="rIdegnctneb4r0hcqpwqfng3">
         <w:r>
           <w:rPr>
             <w:rFonts w:ascii="Calibri" w:cs="Calibri" w:eastAsia="Calibri" w:hAnsi="Calibri"/>
@@ -1058,7 +1058,7 @@
         </w:rPr>
         <w:t xml:space="preserve"> </w:t>
       </w:r>
-      <w:hyperlink w:history="1" r:id="rIdznj_as7citey-1ayhg4ls">
+      <w:hyperlink w:history="1" r:id="rIdykv0miwwcymovzvi2tydf">
         <w:r>
           <w:rPr>
             <w:rFonts w:ascii="Calibri" w:cs="Calibri" w:eastAsia="Calibri" w:hAnsi="Calibri"/>
@@ -1089,17 +1089,29 @@
     </w:p>
     <w:p>
       <w:pPr>
-        <w:spacing w:after="100" w:line="264"/>
-      </w:pPr>
-      <w:r>
-        <w:rPr>
-          <w:rFonts w:ascii="Calibri" w:cs="Calibri" w:eastAsia="Calibri" w:hAnsi="Calibri"/>
-          <w:color w:val="1A1A1A"/>
-          <w:sz w:val="21"/>
-          <w:szCs w:val="21"/>
-        </w:rPr>
-        <w:t xml:space="preserve">I found no Reddit threads. WebSearch refuses reddit.com as a domain filter, and four queries aimed at Reddit returned only Blind, Glassdoor and Indeed pages. The closest stand-in is Blind, an anonymous forum for verified tech employees. There, Zillow is rated 3.8/5 from 708 reviews, with management the lowest category at 3.1. Blind posters mention churn and reorgs. A Principal Product Manager wrote that the culture is getting worse and that remote work is the biggest perk. Blind posters skew toward engineering and product, not creative roles.</w:t>
-      </w:r>
+        <w:spacing w:after="100"/>
+      </w:pPr>
+      <w:r>
+        <w:rPr>
+          <w:rFonts w:ascii="Calibri" w:cs="Calibri" w:eastAsia="Calibri" w:hAnsi="Calibri"/>
+          <w:color w:val="1A1A1A"/>
+          <w:sz w:val="21"/>
+          <w:szCs w:val="21"/>
+        </w:rPr>
+        <w:t xml:space="preserve">Reddit could not be searched for this sheet: Reddit blocks the automated search Claude uses. Open the link to read what people say there. </w:t>
+      </w:r>
+      <w:hyperlink w:history="1" r:id="rIdzn3ocdtzew4dix-raqwqm">
+        <w:r>
+          <w:rPr>
+            <w:rFonts w:ascii="Calibri" w:cs="Calibri" w:eastAsia="Calibri" w:hAnsi="Calibri"/>
+            <w:color w:val="1A4D8F"/>
+            <w:sz w:val="21"/>
+            <w:szCs w:val="21"/>
+            <w:u w:val="single"/>
+          </w:rPr>
+          <w:t xml:space="preserve">Search Reddit for Zillow</w:t>
+        </w:r>
+      </w:hyperlink>
     </w:p>
     <w:p>
       <w:pPr>
@@ -1163,7 +1175,7 @@
         </w:rPr>
         <w:t xml:space="preserve"> </w:t>
       </w:r>
-      <w:hyperlink w:history="1" r:id="rIdlsyrk9xzbxk4gfw6u6qr2">
+      <w:hyperlink w:history="1" r:id="rIdx6fz8eahmlmnj2tksxcl0">
         <w:r>
           <w:rPr>
             <w:rFonts w:ascii="Calibri" w:cs="Calibri" w:eastAsia="Calibri" w:hAnsi="Calibri"/>
@@ -1183,7 +1195,7 @@
         </w:rPr>
         <w:t xml:space="preserve"> </w:t>
       </w:r>
-      <w:hyperlink w:history="1" r:id="rIdhi3hg0rjr70medt3nnip0">
+      <w:hyperlink w:history="1" r:id="rIddshbqb61qqdloz0uc8tjx">
         <w:r>
           <w:rPr>
             <w:rFonts w:ascii="Calibri" w:cs="Calibri" w:eastAsia="Calibri" w:hAnsi="Calibri"/>
@@ -1203,7 +1215,7 @@
         </w:rPr>
         <w:t xml:space="preserve"> </w:t>
       </w:r>
-      <w:hyperlink w:history="1" r:id="rIdi_xwnocd-flryeadx6hax">
+      <w:hyperlink w:history="1" r:id="rIdt2f70o-osd8oy4i_2g8dr">
         <w:r>
           <w:rPr>
             <w:rFonts w:ascii="Calibri" w:cs="Calibri" w:eastAsia="Calibri" w:hAnsi="Calibri"/>
@@ -1223,7 +1235,7 @@
         </w:rPr>
         <w:t xml:space="preserve"> </w:t>
       </w:r>
-      <w:hyperlink w:history="1" r:id="rIdjlhtymmk7ih4shmdfrcb6">
+      <w:hyperlink w:history="1" r:id="rId_bsrgi252c0rw-6cxkx9c">
         <w:r>
           <w:rPr>
             <w:rFonts w:ascii="Calibri" w:cs="Calibri" w:eastAsia="Calibri" w:hAnsi="Calibri"/>
@@ -1262,7 +1274,7 @@
         </w:rPr>
         <w:t xml:space="preserve"> </w:t>
       </w:r>
-      <w:hyperlink w:history="1" r:id="rIdgwwwk9ffdyydxql-2imke">
+      <w:hyperlink w:history="1" r:id="rIdoyti-lythe1zen6hpoazp">
         <w:r>
           <w:rPr>
             <w:rFonts w:ascii="Calibri" w:cs="Calibri" w:eastAsia="Calibri" w:hAnsi="Calibri"/>
@@ -1282,7 +1294,7 @@
         </w:rPr>
         <w:t xml:space="preserve"> </w:t>
       </w:r>
-      <w:hyperlink w:history="1" r:id="rIdgmnnkicbawzqdvvpkvb3v">
+      <w:hyperlink w:history="1" r:id="rIdwe6uvdpocqsy223w1r7od">
         <w:r>
           <w:rPr>
             <w:rFonts w:ascii="Calibri" w:cs="Calibri" w:eastAsia="Calibri" w:hAnsi="Calibri"/>
@@ -1321,7 +1333,7 @@
         </w:rPr>
         <w:t xml:space="preserve"> </w:t>
       </w:r>
-      <w:hyperlink w:history="1" r:id="rId-zissedraf2oblhaxm3xs">
+      <w:hyperlink w:history="1" r:id="rIdiwulifwf-2o8w_k9v56qp">
         <w:r>
           <w:rPr>
             <w:rFonts w:ascii="Calibri" w:cs="Calibri" w:eastAsia="Calibri" w:hAnsi="Calibri"/>
@@ -1341,7 +1353,7 @@
         </w:rPr>
         <w:t xml:space="preserve"> </w:t>
       </w:r>
-      <w:hyperlink w:history="1" r:id="rIdos26rcndwm9rdetj9fiq_">
+      <w:hyperlink w:history="1" r:id="rId5oympm6fyqq2kzdqyh65d">
         <w:r>
           <w:rPr>
             <w:rFonts w:ascii="Calibri" w:cs="Calibri" w:eastAsia="Calibri" w:hAnsi="Calibri"/>
@@ -1361,7 +1373,7 @@
         </w:rPr>
         <w:t xml:space="preserve"> </w:t>
       </w:r>
-      <w:hyperlink w:history="1" r:id="rId1h831h0uosqb2xecw9sdd">
+      <w:hyperlink w:history="1" r:id="rIdtehbz8jabjmec7f_hn7m2">
         <w:r>
           <w:rPr>
             <w:rFonts w:ascii="Calibri" w:cs="Calibri" w:eastAsia="Calibri" w:hAnsi="Calibri"/>
@@ -1400,7 +1412,7 @@
         </w:rPr>
         <w:t xml:space="preserve"> </w:t>
       </w:r>
-      <w:hyperlink w:history="1" r:id="rIdcs49xlm7p0uwrobz2f-9a">
+      <w:hyperlink w:history="1" r:id="rIdo0og94qlrr9zwlfzldfri">
         <w:r>
           <w:rPr>
             <w:rFonts w:ascii="Calibri" w:cs="Calibri" w:eastAsia="Calibri" w:hAnsi="Calibri"/>
@@ -1420,7 +1432,7 @@
         </w:rPr>
         <w:t xml:space="preserve"> </w:t>
       </w:r>
-      <w:hyperlink w:history="1" r:id="rIdeqdwnnmqkqgbkewu7nbwp">
+      <w:hyperlink w:history="1" r:id="rIdkepgj_f2c867jps9rh1n0">
         <w:r>
           <w:rPr>
             <w:rFonts w:ascii="Calibri" w:cs="Calibri" w:eastAsia="Calibri" w:hAnsi="Calibri"/>
@@ -1440,7 +1452,7 @@
         </w:rPr>
         <w:t xml:space="preserve"> </w:t>
       </w:r>
-      <w:hyperlink w:history="1" r:id="rIdtmoqaft3iyzsees9vlb0_">
+      <w:hyperlink w:history="1" r:id="rIdcrn5btuhpuwgs1vmw8goy">
         <w:r>
           <w:rPr>
             <w:rFonts w:ascii="Calibri" w:cs="Calibri" w:eastAsia="Calibri" w:hAnsi="Calibri"/>
@@ -1479,7 +1491,7 @@
         </w:rPr>
         <w:t xml:space="preserve"> </w:t>
       </w:r>
-      <w:hyperlink w:history="1" r:id="rId_tvbyaqm3dplcv90z2eve">
+      <w:hyperlink w:history="1" r:id="rIdvjmoq2gcgfhmcklsrk1nk">
         <w:r>
           <w:rPr>
             <w:rFonts w:ascii="Calibri" w:cs="Calibri" w:eastAsia="Calibri" w:hAnsi="Calibri"/>
@@ -1499,7 +1511,7 @@
         </w:rPr>
         <w:t xml:space="preserve"> </w:t>
       </w:r>
-      <w:hyperlink w:history="1" r:id="rIdd0xmlxwxyfsxvkrsurzvk">
+      <w:hyperlink w:history="1" r:id="rIdkfd2vaskay7uqr29krnb8">
         <w:r>
           <w:rPr>
             <w:rFonts w:ascii="Calibri" w:cs="Calibri" w:eastAsia="Calibri" w:hAnsi="Calibri"/>
@@ -1538,7 +1550,7 @@
         </w:rPr>
         <w:t xml:space="preserve"> </w:t>
       </w:r>
-      <w:hyperlink w:history="1" r:id="rIduzudiwex9x7bxy4ynzeux">
+      <w:hyperlink w:history="1" r:id="rIdtermmezer9fxzokjrliaz">
         <w:r>
           <w:rPr>
             <w:rFonts w:ascii="Calibri" w:cs="Calibri" w:eastAsia="Calibri" w:hAnsi="Calibri"/>
@@ -1558,7 +1570,7 @@
         </w:rPr>
         <w:t xml:space="preserve"> </w:t>
       </w:r>
-      <w:hyperlink w:history="1" r:id="rIdrzf1ys21m3zq938hvyljc">
+      <w:hyperlink w:history="1" r:id="rIdrwy7wip7sukabubhqampp">
         <w:r>
           <w:rPr>
             <w:rFonts w:ascii="Calibri" w:cs="Calibri" w:eastAsia="Calibri" w:hAnsi="Calibri"/>
@@ -1597,7 +1609,7 @@
         </w:rPr>
         <w:t xml:space="preserve"> </w:t>
       </w:r>
-      <w:hyperlink w:history="1" r:id="rIdyjb43rady_aj3h-fwuf3c">
+      <w:hyperlink w:history="1" r:id="rIdaysvooihufag1y0fcyzqc">
         <w:r>
           <w:rPr>
             <w:rFonts w:ascii="Calibri" w:cs="Calibri" w:eastAsia="Calibri" w:hAnsi="Calibri"/>
@@ -1617,7 +1629,7 @@
         </w:rPr>
         <w:t xml:space="preserve"> </w:t>
       </w:r>
-      <w:hyperlink w:history="1" r:id="rIdr2csagbfbl6inbxuyh7km">
+      <w:hyperlink w:history="1" r:id="rId_yischrfaqjgmixz0fwdq">
         <w:r>
           <w:rPr>
             <w:rFonts w:ascii="Calibri" w:cs="Calibri" w:eastAsia="Calibri" w:hAnsi="Calibri"/>
@@ -1637,7 +1649,7 @@
         </w:rPr>
         <w:t xml:space="preserve"> </w:t>
       </w:r>
-      <w:hyperlink w:history="1" r:id="rIdd4bpixzamu4ppod6uijsu">
+      <w:hyperlink w:history="1" r:id="rIdge0h6ogfft_fqcl3h65sk">
         <w:r>
           <w:rPr>
             <w:rFonts w:ascii="Calibri" w:cs="Calibri" w:eastAsia="Calibri" w:hAnsi="Calibri"/>
@@ -1692,7 +1704,7 @@
         </w:rPr>
         <w:t xml:space="preserve"> </w:t>
       </w:r>
-      <w:hyperlink w:history="1" r:id="rIdwb8n5ayhmazwztjjqxvvs">
+      <w:hyperlink w:history="1" r:id="rIdthx2w2knyuouxd309-w8z">
         <w:r>
           <w:rPr>
             <w:rFonts w:ascii="Calibri" w:cs="Calibri" w:eastAsia="Calibri" w:hAnsi="Calibri"/>
@@ -1712,7 +1724,7 @@
         </w:rPr>
         <w:t xml:space="preserve"> </w:t>
       </w:r>
-      <w:hyperlink w:history="1" r:id="rIdjrhq62acdrvbmg9dmagrx">
+      <w:hyperlink w:history="1" r:id="rId2xspibxrv7q3l2wjyr-qt">
         <w:r>
           <w:rPr>
             <w:rFonts w:ascii="Calibri" w:cs="Calibri" w:eastAsia="Calibri" w:hAnsi="Calibri"/>
@@ -1732,7 +1744,7 @@
         </w:rPr>
         <w:t xml:space="preserve"> </w:t>
       </w:r>
-      <w:hyperlink w:history="1" r:id="rIdm8obwcujpy3si3hdalhzw">
+      <w:hyperlink w:history="1" r:id="rId2cwxsqp3ory_7vetcs6ty">
         <w:r>
           <w:rPr>
             <w:rFonts w:ascii="Calibri" w:cs="Calibri" w:eastAsia="Calibri" w:hAnsi="Calibri"/>
@@ -1752,7 +1764,7 @@
         </w:rPr>
         <w:t xml:space="preserve"> </w:t>
       </w:r>
-      <w:hyperlink w:history="1" r:id="rId9agtaftl_xq2eyohbk3wy">
+      <w:hyperlink w:history="1" r:id="rIdcgciom5ilzzkcsw7ty957">
         <w:r>
           <w:rPr>
             <w:rFonts w:ascii="Calibri" w:cs="Calibri" w:eastAsia="Calibri" w:hAnsi="Calibri"/>
@@ -1772,7 +1784,7 @@
         </w:rPr>
         <w:t xml:space="preserve"> </w:t>
       </w:r>
-      <w:hyperlink w:history="1" r:id="rIdt_cvkzqvnfxryiurwq9aa">
+      <w:hyperlink w:history="1" r:id="rIdaowfd2kv30k29pefswsm7">
         <w:r>
           <w:rPr>
             <w:rFonts w:ascii="Calibri" w:cs="Calibri" w:eastAsia="Calibri" w:hAnsi="Calibri"/>
@@ -1811,7 +1823,7 @@
         </w:rPr>
         <w:t xml:space="preserve"> </w:t>
       </w:r>
-      <w:hyperlink w:history="1" r:id="rIdtq6nxbntfxqcwhknxo25a">
+      <w:hyperlink w:history="1" r:id="rIdt_bu-oqt0lxyajj2gpscp">
         <w:r>
           <w:rPr>
             <w:rFonts w:ascii="Calibri" w:cs="Calibri" w:eastAsia="Calibri" w:hAnsi="Calibri"/>
@@ -1831,7 +1843,7 @@
         </w:rPr>
         <w:t xml:space="preserve"> </w:t>
       </w:r>
-      <w:hyperlink w:history="1" r:id="rIdgwh68ys_z5jyv53ktdbwk">
+      <w:hyperlink w:history="1" r:id="rIduy_gvayxdc4vhrsjz-kvk">
         <w:r>
           <w:rPr>
             <w:rFonts w:ascii="Calibri" w:cs="Calibri" w:eastAsia="Calibri" w:hAnsi="Calibri"/>
@@ -1851,7 +1863,7 @@
         </w:rPr>
         <w:t xml:space="preserve"> </w:t>
       </w:r>
-      <w:hyperlink w:history="1" r:id="rId7hy5b76mc04pv-eh2spgc">
+      <w:hyperlink w:history="1" r:id="rIdmu9bgf5mnfdbvq-gmy2pr">
         <w:r>
           <w:rPr>
             <w:rFonts w:ascii="Calibri" w:cs="Calibri" w:eastAsia="Calibri" w:hAnsi="Calibri"/>
@@ -1871,7 +1883,7 @@
         </w:rPr>
         <w:t xml:space="preserve"> </w:t>
       </w:r>
-      <w:hyperlink w:history="1" r:id="rIdubyomhjclnearywrkdet2">
+      <w:hyperlink w:history="1" r:id="rId40f1u1tyqe64q1ypq9meb">
         <w:r>
           <w:rPr>
             <w:rFonts w:ascii="Calibri" w:cs="Calibri" w:eastAsia="Calibri" w:hAnsi="Calibri"/>
@@ -1910,7 +1922,7 @@
         </w:rPr>
         <w:t xml:space="preserve"> </w:t>
       </w:r>
-      <w:hyperlink w:history="1" r:id="rIdrg9drgtf1kp9cmr1tmy1u">
+      <w:hyperlink w:history="1" r:id="rIddmogsctrtjp6ttzlyhiht">
         <w:r>
           <w:rPr>
             <w:rFonts w:ascii="Calibri" w:cs="Calibri" w:eastAsia="Calibri" w:hAnsi="Calibri"/>
@@ -1930,7 +1942,7 @@
         </w:rPr>
         <w:t xml:space="preserve"> </w:t>
       </w:r>
-      <w:hyperlink w:history="1" r:id="rIdseuuqjtckwieyyqw0teyu">
+      <w:hyperlink w:history="1" r:id="rId-swxxdpnvxq-oleb98fdp">
         <w:r>
           <w:rPr>
             <w:rFonts w:ascii="Calibri" w:cs="Calibri" w:eastAsia="Calibri" w:hAnsi="Calibri"/>
@@ -1950,7 +1962,7 @@
         </w:rPr>
         <w:t xml:space="preserve"> </w:t>
       </w:r>
-      <w:hyperlink w:history="1" r:id="rIdwt5z_qsis2fbz8lg9rdgw">
+      <w:hyperlink w:history="1" r:id="rIdg4mnu-y46ndbhtfrxdhly">
         <w:r>
           <w:rPr>
             <w:rFonts w:ascii="Calibri" w:cs="Calibri" w:eastAsia="Calibri" w:hAnsi="Calibri"/>
@@ -1989,7 +2001,7 @@
         </w:rPr>
         <w:t xml:space="preserve"> </w:t>
       </w:r>
-      <w:hyperlink w:history="1" r:id="rIdpeb_ihqwbozemm1woj90w">
+      <w:hyperlink w:history="1" r:id="rIduhtibuhopoe71b9pxwa5v">
         <w:r>
           <w:rPr>
             <w:rFonts w:ascii="Calibri" w:cs="Calibri" w:eastAsia="Calibri" w:hAnsi="Calibri"/>
@@ -2009,7 +2021,7 @@
         </w:rPr>
         <w:t xml:space="preserve"> </w:t>
       </w:r>
-      <w:hyperlink w:history="1" r:id="rIdba777usvkznewc7cxdsys">
+      <w:hyperlink w:history="1" r:id="rId87tpw9xmgoh6fr7khwdyw">
         <w:r>
           <w:rPr>
             <w:rFonts w:ascii="Calibri" w:cs="Calibri" w:eastAsia="Calibri" w:hAnsi="Calibri"/>
@@ -2029,7 +2041,7 @@
         </w:rPr>
         <w:t xml:space="preserve"> </w:t>
       </w:r>
-      <w:hyperlink w:history="1" r:id="rIdjfo7cepulp-fh1kfdpcwj">
+      <w:hyperlink w:history="1" r:id="rIdbpi3ly_md88fkvzuovp3v">
         <w:r>
           <w:rPr>
             <w:rFonts w:ascii="Calibri" w:cs="Calibri" w:eastAsia="Calibri" w:hAnsi="Calibri"/>
@@ -2068,7 +2080,7 @@
         </w:rPr>
         <w:t xml:space="preserve"> </w:t>
       </w:r>
-      <w:hyperlink w:history="1" r:id="rIdvpinbbningeb0celh5cz8">
+      <w:hyperlink w:history="1" r:id="rIdzyqvfr2_g7phnt0s4vp3e">
         <w:r>
           <w:rPr>
             <w:rFonts w:ascii="Calibri" w:cs="Calibri" w:eastAsia="Calibri" w:hAnsi="Calibri"/>
@@ -2088,7 +2100,7 @@
         </w:rPr>
         <w:t xml:space="preserve"> </w:t>
       </w:r>
-      <w:hyperlink w:history="1" r:id="rIdqefppfdudqtvsx0n8amow">
+      <w:hyperlink w:history="1" r:id="rIdlbgtq4rbvxejdnt9f0qtj">
         <w:r>
           <w:rPr>
             <w:rFonts w:ascii="Calibri" w:cs="Calibri" w:eastAsia="Calibri" w:hAnsi="Calibri"/>
@@ -2108,7 +2120,7 @@
         </w:rPr>
         <w:t xml:space="preserve"> </w:t>
       </w:r>
-      <w:hyperlink w:history="1" r:id="rIdq4tigkdfcwxfeanrvdu0d">
+      <w:hyperlink w:history="1" r:id="rIdfdti57relom6aebynklmv">
         <w:r>
           <w:rPr>
             <w:rFonts w:ascii="Calibri" w:cs="Calibri" w:eastAsia="Calibri" w:hAnsi="Calibri"/>
@@ -2128,7 +2140,7 @@
         </w:rPr>
         <w:t xml:space="preserve"> </w:t>
       </w:r>
-      <w:hyperlink w:history="1" r:id="rIdrq50ptb2werlfwx6vjg6c">
+      <w:hyperlink w:history="1" r:id="rIda1rxiuzaajfk5nvf_ljhm">
         <w:r>
           <w:rPr>
             <w:rFonts w:ascii="Calibri" w:cs="Calibri" w:eastAsia="Calibri" w:hAnsi="Calibri"/>
@@ -2167,7 +2179,7 @@
         </w:rPr>
         <w:t xml:space="preserve"> </w:t>
       </w:r>
-      <w:hyperlink w:history="1" r:id="rId3-2q5dlvmbsy-wzotspa3">
+      <w:hyperlink w:history="1" r:id="rIdixvhcpt1ate3xxa5letse">
         <w:r>
           <w:rPr>
             <w:rFonts w:ascii="Calibri" w:cs="Calibri" w:eastAsia="Calibri" w:hAnsi="Calibri"/>
@@ -2187,7 +2199,7 @@
         </w:rPr>
         <w:t xml:space="preserve"> </w:t>
       </w:r>
-      <w:hyperlink w:history="1" r:id="rIdv17zi9ewncrpcxydzfk1v">
+      <w:hyperlink w:history="1" r:id="rIdbbgzpxdvh0myhdbk8jwnx">
         <w:r>
           <w:rPr>
             <w:rFonts w:ascii="Calibri" w:cs="Calibri" w:eastAsia="Calibri" w:hAnsi="Calibri"/>
@@ -2207,7 +2219,7 @@
         </w:rPr>
         <w:t xml:space="preserve"> </w:t>
       </w:r>
-      <w:hyperlink w:history="1" r:id="rIdfe1vdy7rf3e1azanu3l8y">
+      <w:hyperlink w:history="1" r:id="rId9u-k9zsclpplgjbp8xtni">
         <w:r>
           <w:rPr>
             <w:rFonts w:ascii="Calibri" w:cs="Calibri" w:eastAsia="Calibri" w:hAnsi="Calibri"/>
@@ -2227,7 +2239,7 @@
         </w:rPr>
         <w:t xml:space="preserve"> </w:t>
       </w:r>
-      <w:hyperlink w:history="1" r:id="rIdmmbigawcu_wr86yko1m8p">
+      <w:hyperlink w:history="1" r:id="rIdxvoigtl14gkafb0dz3bdc">
         <w:r>
           <w:rPr>
             <w:rFonts w:ascii="Calibri" w:cs="Calibri" w:eastAsia="Calibri" w:hAnsi="Calibri"/>
@@ -2266,7 +2278,7 @@
         </w:rPr>
         <w:t xml:space="preserve"> </w:t>
       </w:r>
-      <w:hyperlink w:history="1" r:id="rId_wxoavafzp6jrhky9aof1">
+      <w:hyperlink w:history="1" r:id="rIdt8tofc7w-jrimzogpijs3">
         <w:r>
           <w:rPr>
             <w:rFonts w:ascii="Calibri" w:cs="Calibri" w:eastAsia="Calibri" w:hAnsi="Calibri"/>
@@ -2286,7 +2298,7 @@
         </w:rPr>
         <w:t xml:space="preserve"> </w:t>
       </w:r>
-      <w:hyperlink w:history="1" r:id="rId4_o3qrxzdr6imeqpowyjl">
+      <w:hyperlink w:history="1" r:id="rIdgczygbz3v2vwqriiu4-0h">
         <w:r>
           <w:rPr>
             <w:rFonts w:ascii="Calibri" w:cs="Calibri" w:eastAsia="Calibri" w:hAnsi="Calibri"/>
@@ -2306,7 +2318,7 @@
         </w:rPr>
         <w:t xml:space="preserve"> </w:t>
       </w:r>
-      <w:hyperlink w:history="1" r:id="rIduh8fatevptqsdqbzpwwib">
+      <w:hyperlink w:history="1" r:id="rIdnyjp63zcjgfdglowuhhrc">
         <w:r>
           <w:rPr>
             <w:rFonts w:ascii="Calibri" w:cs="Calibri" w:eastAsia="Calibri" w:hAnsi="Calibri"/>
@@ -2544,7 +2556,7 @@
         </w:numPr>
         <w:spacing w:after="50" w:line="259"/>
       </w:pPr>
-      <w:hyperlink w:history="1" r:id="rIdyyoz2jwh99i9g6_5rydga">
+      <w:hyperlink w:history="1" r:id="rIdutg0nv10l_qvqtdchbtxl">
         <w:r>
           <w:rPr>
             <w:rFonts w:ascii="Calibri" w:cs="Calibri" w:eastAsia="Calibri" w:hAnsi="Calibri"/>
@@ -2575,7 +2587,7 @@
         </w:numPr>
         <w:spacing w:after="50" w:line="259"/>
       </w:pPr>
-      <w:hyperlink w:history="1" r:id="rIdcd0qq6upuooq2cln5zgjr">
+      <w:hyperlink w:history="1" r:id="rId7fvoqs47tvaosjnuj_2uo">
         <w:r>
           <w:rPr>
             <w:rFonts w:ascii="Calibri" w:cs="Calibri" w:eastAsia="Calibri" w:hAnsi="Calibri"/>
@@ -2606,7 +2618,7 @@
         </w:numPr>
         <w:spacing w:after="50" w:line="259"/>
       </w:pPr>
-      <w:hyperlink w:history="1" r:id="rIdtk1m8yymn6blqaqcpock7">
+      <w:hyperlink w:history="1" r:id="rIddx1duyzvhk_aisei22qey">
         <w:r>
           <w:rPr>
             <w:rFonts w:ascii="Calibri" w:cs="Calibri" w:eastAsia="Calibri" w:hAnsi="Calibri"/>
@@ -2637,7 +2649,7 @@
         </w:numPr>
         <w:spacing w:after="50" w:line="259"/>
       </w:pPr>
-      <w:hyperlink w:history="1" r:id="rIdojuy1jg4raubkfefoc_fj">
+      <w:hyperlink w:history="1" r:id="rId-qow2yi0rpptpmzlzrqd4">
         <w:r>
           <w:rPr>
             <w:rFonts w:ascii="Calibri" w:cs="Calibri" w:eastAsia="Calibri" w:hAnsi="Calibri"/>
@@ -2668,7 +2680,7 @@
         </w:numPr>
         <w:spacing w:after="50" w:line="259"/>
       </w:pPr>
-      <w:hyperlink w:history="1" r:id="rIdkzpjovceat3r8dqpwazlf">
+      <w:hyperlink w:history="1" r:id="rIdh42zsgr_gqcc59zfvoznr">
         <w:r>
           <w:rPr>
             <w:rFonts w:ascii="Calibri" w:cs="Calibri" w:eastAsia="Calibri" w:hAnsi="Calibri"/>
@@ -2699,7 +2711,7 @@
         </w:numPr>
         <w:spacing w:after="50" w:line="259"/>
       </w:pPr>
-      <w:hyperlink w:history="1" r:id="rIdidh69oh5t6apl2udjawvx">
+      <w:hyperlink w:history="1" r:id="rIdph3bwvt7a2qigvs02gq4w">
         <w:r>
           <w:rPr>
             <w:rFonts w:ascii="Calibri" w:cs="Calibri" w:eastAsia="Calibri" w:hAnsi="Calibri"/>
@@ -2730,7 +2742,7 @@
         </w:numPr>
         <w:spacing w:after="50" w:line="259"/>
       </w:pPr>
-      <w:hyperlink w:history="1" r:id="rIdkyijkv5m-obczksw9a7hd">
+      <w:hyperlink w:history="1" r:id="rIdw3tdplwopkru2hzg-6bi8">
         <w:r>
           <w:rPr>
             <w:rFonts w:ascii="Calibri" w:cs="Calibri" w:eastAsia="Calibri" w:hAnsi="Calibri"/>
@@ -2761,7 +2773,7 @@
         </w:numPr>
         <w:spacing w:after="50" w:line="259"/>
       </w:pPr>
-      <w:hyperlink w:history="1" r:id="rId8uetq3-tbkedafhhfobzb">
+      <w:hyperlink w:history="1" r:id="rIdn78otvruhua5snerqbo8q">
         <w:r>
           <w:rPr>
             <w:rFonts w:ascii="Calibri" w:cs="Calibri" w:eastAsia="Calibri" w:hAnsi="Calibri"/>
@@ -2792,7 +2804,7 @@
         </w:numPr>
         <w:spacing w:after="50" w:line="259"/>
       </w:pPr>
-      <w:hyperlink w:history="1" r:id="rIdefuzhhd0hi1z1uro2owla">
+      <w:hyperlink w:history="1" r:id="rIde-xqrqna-heztvt1gdr3e">
         <w:r>
           <w:rPr>
             <w:rFonts w:ascii="Calibri" w:cs="Calibri" w:eastAsia="Calibri" w:hAnsi="Calibri"/>
@@ -2823,7 +2835,7 @@
         </w:numPr>
         <w:spacing w:after="50" w:line="259"/>
       </w:pPr>
-      <w:hyperlink w:history="1" r:id="rIdqnyeafhbp2jr-immmo785">
+      <w:hyperlink w:history="1" r:id="rIdnvrja7ol6cz5e-ztlhcwz">
         <w:r>
           <w:rPr>
             <w:rFonts w:ascii="Calibri" w:cs="Calibri" w:eastAsia="Calibri" w:hAnsi="Calibri"/>
@@ -2854,7 +2866,7 @@
         </w:numPr>
         <w:spacing w:after="50" w:line="259"/>
       </w:pPr>
-      <w:hyperlink w:history="1" r:id="rIdxfb5z17p2xyjig9q28ulh">
+      <w:hyperlink w:history="1" r:id="rIdwvbrcggnnfsxh-7t33tr3">
         <w:r>
           <w:rPr>
             <w:rFonts w:ascii="Calibri" w:cs="Calibri" w:eastAsia="Calibri" w:hAnsi="Calibri"/>
@@ -2885,7 +2897,7 @@
         </w:numPr>
         <w:spacing w:after="50" w:line="259"/>
       </w:pPr>
-      <w:hyperlink w:history="1" r:id="rId8eojj4tgfzmowiwwtngol">
+      <w:hyperlink w:history="1" r:id="rId0ibjmw3-via6jdpof9moa">
         <w:r>
           <w:rPr>
             <w:rFonts w:ascii="Calibri" w:cs="Calibri" w:eastAsia="Calibri" w:hAnsi="Calibri"/>
@@ -2916,7 +2928,7 @@
         </w:numPr>
         <w:spacing w:after="50" w:line="259"/>
       </w:pPr>
-      <w:hyperlink w:history="1" r:id="rId1adprzdisytuukjxvtxru">
+      <w:hyperlink w:history="1" r:id="rIdihca3f8sfqcqxeixwlhbr">
         <w:r>
           <w:rPr>
             <w:rFonts w:ascii="Calibri" w:cs="Calibri" w:eastAsia="Calibri" w:hAnsi="Calibri"/>
@@ -2947,7 +2959,7 @@
         </w:numPr>
         <w:spacing w:after="50" w:line="259"/>
       </w:pPr>
-      <w:hyperlink w:history="1" r:id="rIdsfkgqpp6x_uqcq2pf1ehn">
+      <w:hyperlink w:history="1" r:id="rIdtn-eqzmvqd3a7gm0d27pa">
         <w:r>
           <w:rPr>
             <w:rFonts w:ascii="Calibri" w:cs="Calibri" w:eastAsia="Calibri" w:hAnsi="Calibri"/>
@@ -2978,7 +2990,7 @@
         </w:numPr>
         <w:spacing w:after="50" w:line="259"/>
       </w:pPr>
-      <w:hyperlink w:history="1" r:id="rIdiagxj21sbmodolls9sfu9">
+      <w:hyperlink w:history="1" r:id="rId4_psweq0tdwecfpz4kpfq">
         <w:r>
           <w:rPr>
             <w:rFonts w:ascii="Calibri" w:cs="Calibri" w:eastAsia="Calibri" w:hAnsi="Calibri"/>
@@ -3009,7 +3021,7 @@
         </w:numPr>
         <w:spacing w:after="50" w:line="259"/>
       </w:pPr>
-      <w:hyperlink w:history="1" r:id="rIdsprilr9byj0w-t221tjod">
+      <w:hyperlink w:history="1" r:id="rIds8rlfchha3ptmsivo4ouo">
         <w:r>
           <w:rPr>
             <w:rFonts w:ascii="Calibri" w:cs="Calibri" w:eastAsia="Calibri" w:hAnsi="Calibri"/>
@@ -3040,7 +3052,7 @@
         </w:numPr>
         <w:spacing w:after="50" w:line="259"/>
       </w:pPr>
-      <w:hyperlink w:history="1" r:id="rIdlzebxjqspqxvy0gxoxqtl">
+      <w:hyperlink w:history="1" r:id="rIdmrlmk6mi1jor4pgizwboh">
         <w:r>
           <w:rPr>
             <w:rFonts w:ascii="Calibri" w:cs="Calibri" w:eastAsia="Calibri" w:hAnsi="Calibri"/>
@@ -3071,7 +3083,7 @@
         </w:numPr>
         <w:spacing w:after="50" w:line="259"/>
       </w:pPr>
-      <w:hyperlink w:history="1" r:id="rIdh2r1l6blbbneibsgtodg2">
+      <w:hyperlink w:history="1" r:id="rIdc0bluuntgzjrms8-azvga">
         <w:r>
           <w:rPr>
             <w:rFonts w:ascii="Calibri" w:cs="Calibri" w:eastAsia="Calibri" w:hAnsi="Calibri"/>
@@ -3102,7 +3114,7 @@
         </w:numPr>
         <w:spacing w:after="50" w:line="259"/>
       </w:pPr>
-      <w:hyperlink w:history="1" r:id="rIdd_jmlyh-fboc9rkktjbhj">
+      <w:hyperlink w:history="1" r:id="rIdhnwf8krdkc1lnqts_oqn5">
         <w:r>
           <w:rPr>
             <w:rFonts w:ascii="Calibri" w:cs="Calibri" w:eastAsia="Calibri" w:hAnsi="Calibri"/>
@@ -3133,7 +3145,7 @@
         </w:numPr>
         <w:spacing w:after="50" w:line="259"/>
       </w:pPr>
-      <w:hyperlink w:history="1" r:id="rIdpjve-51bvcjzn217ksdiw">
+      <w:hyperlink w:history="1" r:id="rId5vgz1yjdskxe45sf7as2h">
         <w:r>
           <w:rPr>
             <w:rFonts w:ascii="Calibri" w:cs="Calibri" w:eastAsia="Calibri" w:hAnsi="Calibri"/>
@@ -3164,7 +3176,7 @@
         </w:numPr>
         <w:spacing w:after="50" w:line="259"/>
       </w:pPr>
-      <w:hyperlink w:history="1" r:id="rId3l5v3ffez9-sxjxuwwlsc">
+      <w:hyperlink w:history="1" r:id="rId6yap4zbkhs9rcvqstn9n_">
         <w:r>
           <w:rPr>
             <w:rFonts w:ascii="Calibri" w:cs="Calibri" w:eastAsia="Calibri" w:hAnsi="Calibri"/>
@@ -3195,7 +3207,7 @@
         </w:numPr>
         <w:spacing w:after="50" w:line="259"/>
       </w:pPr>
-      <w:hyperlink w:history="1" r:id="rId24akslz-qlw6kfllm37tl">
+      <w:hyperlink w:history="1" r:id="rIdezucfdcchubpkiio3smdq">
         <w:r>
           <w:rPr>
             <w:rFonts w:ascii="Calibri" w:cs="Calibri" w:eastAsia="Calibri" w:hAnsi="Calibri"/>
@@ -3226,7 +3238,7 @@
         </w:numPr>
         <w:spacing w:after="50" w:line="259"/>
       </w:pPr>
-      <w:hyperlink w:history="1" r:id="rIdhss46vkyskw1kei-p3qcl">
+      <w:hyperlink w:history="1" r:id="rId_2l9miprdbqamm_hyvk3v">
         <w:r>
           <w:rPr>
             <w:rFonts w:ascii="Calibri" w:cs="Calibri" w:eastAsia="Calibri" w:hAnsi="Calibri"/>
@@ -3257,7 +3269,7 @@
         </w:numPr>
         <w:spacing w:after="50" w:line="259"/>
       </w:pPr>
-      <w:hyperlink w:history="1" r:id="rIdnyhs2ycfw5_q2hl0slnjz">
+      <w:hyperlink w:history="1" r:id="rIdk5-ifebyqsldxlf7mt0em">
         <w:r>
           <w:rPr>
             <w:rFonts w:ascii="Calibri" w:cs="Calibri" w:eastAsia="Calibri" w:hAnsi="Calibri"/>
@@ -3288,7 +3300,7 @@
         </w:numPr>
         <w:spacing w:after="50" w:line="259"/>
       </w:pPr>
-      <w:hyperlink w:history="1" r:id="rIdf5gh7oaneunjbrpy1o1dk">
+      <w:hyperlink w:history="1" r:id="rIdh5jzmqwuf6dwxc2jbi6no">
         <w:r>
           <w:rPr>
             <w:rFonts w:ascii="Calibri" w:cs="Calibri" w:eastAsia="Calibri" w:hAnsi="Calibri"/>
@@ -3319,7 +3331,7 @@
         </w:numPr>
         <w:spacing w:after="50" w:line="259"/>
       </w:pPr>
-      <w:hyperlink w:history="1" r:id="rId_-_3_evqljyazomlbqlbe">
+      <w:hyperlink w:history="1" r:id="rIdcuny2zhn2hnrpq1c9etiq">
         <w:r>
           <w:rPr>
             <w:rFonts w:ascii="Calibri" w:cs="Calibri" w:eastAsia="Calibri" w:hAnsi="Calibri"/>
@@ -3350,7 +3362,7 @@
         </w:numPr>
         <w:spacing w:after="50" w:line="259"/>
       </w:pPr>
-      <w:hyperlink w:history="1" r:id="rIdzkixlclta7fw3nde5e43n">
+      <w:hyperlink w:history="1" r:id="rIdzsbr4z_o7qufbwrlkkr2a">
         <w:r>
           <w:rPr>
             <w:rFonts w:ascii="Calibri" w:cs="Calibri" w:eastAsia="Calibri" w:hAnsi="Calibri"/>
@@ -3381,7 +3393,7 @@
         </w:numPr>
         <w:spacing w:after="50" w:line="259"/>
       </w:pPr>
-      <w:hyperlink w:history="1" r:id="rIdph7owu6ma4iycaitf33u8">
+      <w:hyperlink w:history="1" r:id="rIdeum6cxcgwoqmhycv0uxnb">
         <w:r>
           <w:rPr>
             <w:rFonts w:ascii="Calibri" w:cs="Calibri" w:eastAsia="Calibri" w:hAnsi="Calibri"/>
@@ -3412,7 +3424,7 @@
         </w:numPr>
         <w:spacing w:after="50" w:line="259"/>
       </w:pPr>
-      <w:hyperlink w:history="1" r:id="rId_indvb0pl4axqibc4yvpe">
+      <w:hyperlink w:history="1" r:id="rId5seqtcypdtq0b8kj2zn5a">
         <w:r>
           <w:rPr>
             <w:rFonts w:ascii="Calibri" w:cs="Calibri" w:eastAsia="Calibri" w:hAnsi="Calibri"/>
@@ -3443,7 +3455,7 @@
         </w:numPr>
         <w:spacing w:after="50" w:line="259"/>
       </w:pPr>
-      <w:hyperlink w:history="1" r:id="rIddggbvteyhk9mpqb0en2cq">
+      <w:hyperlink w:history="1" r:id="rIdegrn0ssb2rnmtv1zbrl81">
         <w:r>
           <w:rPr>
             <w:rFonts w:ascii="Calibri" w:cs="Calibri" w:eastAsia="Calibri" w:hAnsi="Calibri"/>
@@ -3474,7 +3486,7 @@
         </w:numPr>
         <w:spacing w:after="50" w:line="259"/>
       </w:pPr>
-      <w:hyperlink w:history="1" r:id="rIdg9ygsjceshwm1fyfns6_v">
+      <w:hyperlink w:history="1" r:id="rIda51dle_jwr4ewwz_ahl6s">
         <w:r>
           <w:rPr>
             <w:rFonts w:ascii="Calibri" w:cs="Calibri" w:eastAsia="Calibri" w:hAnsi="Calibri"/>
@@ -3505,7 +3517,7 @@
         </w:numPr>
         <w:spacing w:after="50" w:line="259"/>
       </w:pPr>
-      <w:hyperlink w:history="1" r:id="rIdzxpz2vtunehdbvd_8bwuk">
+      <w:hyperlink w:history="1" r:id="rIdxvmaufdu-f2ywka4gsyv8">
         <w:r>
           <w:rPr>
             <w:rFonts w:ascii="Calibri" w:cs="Calibri" w:eastAsia="Calibri" w:hAnsi="Calibri"/>
@@ -3536,7 +3548,7 @@
         </w:numPr>
         <w:spacing w:after="50" w:line="259"/>
       </w:pPr>
-      <w:hyperlink w:history="1" r:id="rId-gru-5-mxk-zrcdjonaaa">
+      <w:hyperlink w:history="1" r:id="rId7yvx2i3vlra8xqq6y6_51">
         <w:r>
           <w:rPr>
             <w:rFonts w:ascii="Calibri" w:cs="Calibri" w:eastAsia="Calibri" w:hAnsi="Calibri"/>
@@ -3567,7 +3579,7 @@
         </w:numPr>
         <w:spacing w:after="50" w:line="259"/>
       </w:pPr>
-      <w:hyperlink w:history="1" r:id="rIdhcqkicimibibvef1vq7bc">
+      <w:hyperlink w:history="1" r:id="rIdshzqmsg093sxoolf2vg40">
         <w:r>
           <w:rPr>
             <w:rFonts w:ascii="Calibri" w:cs="Calibri" w:eastAsia="Calibri" w:hAnsi="Calibri"/>
@@ -3598,7 +3610,7 @@
         </w:numPr>
         <w:spacing w:after="50" w:line="259"/>
       </w:pPr>
-      <w:hyperlink w:history="1" r:id="rIdz7dg_z0icnujexkgxfb-y">
+      <w:hyperlink w:history="1" r:id="rIdmvsjcfbbekb5m48dm-ta-">
         <w:r>
           <w:rPr>
             <w:rFonts w:ascii="Calibri" w:cs="Calibri" w:eastAsia="Calibri" w:hAnsi="Calibri"/>
@@ -3629,7 +3641,7 @@
         </w:numPr>
         <w:spacing w:after="50" w:line="259"/>
       </w:pPr>
-      <w:hyperlink w:history="1" r:id="rIdbryr22nhdco8ncea-zkvu">
+      <w:hyperlink w:history="1" r:id="rIdxmymnfuziwuvo6bsk5kpo">
         <w:r>
           <w:rPr>
             <w:rFonts w:ascii="Calibri" w:cs="Calibri" w:eastAsia="Calibri" w:hAnsi="Calibri"/>
@@ -3660,7 +3672,7 @@
         </w:numPr>
         <w:spacing w:after="50" w:line="259"/>
       </w:pPr>
-      <w:hyperlink w:history="1" r:id="rIdo_1ne5jcd2m_orn0py572">
+      <w:hyperlink w:history="1" r:id="rIdutztd-cngqdfasy4mgvk4">
         <w:r>
           <w:rPr>
             <w:rFonts w:ascii="Calibri" w:cs="Calibri" w:eastAsia="Calibri" w:hAnsi="Calibri"/>
@@ -3691,7 +3703,7 @@
         </w:numPr>
         <w:spacing w:after="50" w:line="259"/>
       </w:pPr>
-      <w:hyperlink w:history="1" r:id="rIdjoe__dksmer4pyexmwp-0">
+      <w:hyperlink w:history="1" r:id="rIdobcscvwbd6ixl_5al5zhr">
         <w:r>
           <w:rPr>
             <w:rFonts w:ascii="Calibri" w:cs="Calibri" w:eastAsia="Calibri" w:hAnsi="Calibri"/>
@@ -3722,7 +3734,7 @@
         </w:numPr>
         <w:spacing w:after="50" w:line="259"/>
       </w:pPr>
-      <w:hyperlink w:history="1" r:id="rIdcvyfh3praauz0vsc_egwj">
+      <w:hyperlink w:history="1" r:id="rIdkp6lpx8qkpb8qgfpssyev">
         <w:r>
           <w:rPr>
             <w:rFonts w:ascii="Calibri" w:cs="Calibri" w:eastAsia="Calibri" w:hAnsi="Calibri"/>
@@ -3753,7 +3765,7 @@
         </w:numPr>
         <w:spacing w:after="50" w:line="259"/>
       </w:pPr>
-      <w:hyperlink w:history="1" r:id="rIdf74cxeajofzktf2ve7cvp">
+      <w:hyperlink w:history="1" r:id="rIdjbzebbjdntygacw482d45">
         <w:r>
           <w:rPr>
             <w:rFonts w:ascii="Calibri" w:cs="Calibri" w:eastAsia="Calibri" w:hAnsi="Calibri"/>
@@ -3784,7 +3796,7 @@
         </w:numPr>
         <w:spacing w:after="50" w:line="259"/>
       </w:pPr>
-      <w:hyperlink w:history="1" r:id="rIdn_jm5upfx52lhxqw_fkei">
+      <w:hyperlink w:history="1" r:id="rIdwitwttvckld9-v4ra61r1">
         <w:r>
           <w:rPr>
             <w:rFonts w:ascii="Calibri" w:cs="Calibri" w:eastAsia="Calibri" w:hAnsi="Calibri"/>
